--- a/book/word/Chapter 21 - He Researched the Wound Before He Made It.docx
+++ b/book/word/Chapter 21 - He Researched the Wound Before He Made It.docx
@@ -70,7 +70,7 @@
         <w:pStyle w:val="BodyText"/>
       </w:pPr>
       <w:r>
-        <w:t xml:space="preserve">On a August night in 2002, on a dark stretch of Florida beach, April Barber was</w:t>
+        <w:t xml:space="preserve">On an August night in 2002, on a dark stretch of Florida beach, April Barber was</w:t>
       </w:r>
       <w:r>
         <w:t xml:space="preserve"> </w:t>
